--- a/9 семестр/Математические методы сокрытия и маскирования информации/Лабораторная 1/Документы/8.docx
+++ b/9 семестр/Математические методы сокрытия и маскирования информации/Лабораторная 1/Документы/8.docx
@@ -1731,8 +1731,6 @@
       <w:r>
         <w:rPr>
           <w:rFonts w:ascii="Georgia" w:eastAsia="Times New Roman" w:hAnsi="Georgia" w:cs="Courier New"/>
-          <w:b/>
-          <w:bCs/>
           <w:color w:val="333333"/>
           <w:sz w:val="30"/>
           <w:szCs w:val="30"/>
@@ -2671,7 +2669,17 @@
         <w:t>К пчелам на уколы.</w:t>
       </w:r>
     </w:p>
-    <w:p/>
+    <w:p>
+      <w:pPr>
+        <w:rPr>
+          <w:rFonts w:ascii="Georgia" w:eastAsia="Times New Roman" w:hAnsi="Georgia" w:cs="Courier New"/>
+          <w:color w:val="333333"/>
+          <w:sz w:val="30"/>
+          <w:szCs w:val="30"/>
+          <w:lang w:eastAsia="ru-RU"/>
+        </w:rPr>
+      </w:pPr>
+    </w:p>
     <w:sectPr>
       <w:pgSz w:w="11906" w:h="16838"/>
       <w:pgMar w:top="1134" w:right="850" w:bottom="1134" w:left="1701" w:header="708" w:footer="708" w:gutter="0"/>
